--- a/templates_local/original/质量监督卡.docx
+++ b/templates_local/original/质量监督卡.docx
@@ -965,9 +965,9 @@
         </w:rPr>
         <w:t>三、委托人的委托的诉讼或非诉讼事项均具有不同程度的法律风险，律师承办的业务受到办案机关、政府部门和相关当事方的制约，委托人的主张及律师的法律意见有部分或全部不被采纳的可能。</w:t>
       </w:r>
-      <w:bookmarkStart w:id="0" w:name="No162_Z4T49K1"/>
+      <w:bookmarkStart w:id="0" w:name="No163_Z4T49K2"/>
       <w:bookmarkEnd w:id="0"/>
-      <w:bookmarkStart w:id="1" w:name="No163_Z4T49K2"/>
+      <w:bookmarkStart w:id="1" w:name="No162_Z4T49K1"/>
       <w:bookmarkEnd w:id="1"/>
     </w:p>
     <w:p>
